--- a/Proposal/Meeting_Points.docx
+++ b/Proposal/Meeting_Points.docx
@@ -15,7 +15,7 @@
           <w:sz w:val="40"/>
           <w:szCs w:val="40"/>
         </w:rPr>
-        <w:t xml:space="preserve">SmartFarmAgent 导师现场汇报交流要点</w:t>
+        <w:t xml:space="preserve">SmartFarmAgent 导师汇报与参赛准备要点</w:t>
       </w:r>
     </w:p>
     <w:p>
@@ -29,7 +29,7 @@
           <w:sz w:val="22"/>
           <w:szCs w:val="22"/>
         </w:rPr>
-        <w:t xml:space="preserve">2026-08-10 现场汇报  |  配套方案 v1.6</w:t>
+        <w:t xml:space="preserve">2026-08-10 现场汇报  |  配套方案 v1.7</w:t>
       </w:r>
     </w:p>
     <w:p>
@@ -94,7 +94,7 @@
           <w:sz w:val="24"/>
           <w:szCs w:val="24"/>
         </w:rPr>
-        <w:t xml:space="preserve">为什么做：以青海三江集团为例，大型农牧企业已系统规划智慧农业建设，但企业级平台重软件集成、成本高；市面常见产品停留在阈值控制或知识问答，没有把智能决策闭环到设备。</w:t>
+        <w:t xml:space="preserve">为什么做：农业农村部 2026 智慧农业创新大赛六大赛道集中在智能体、IoT、机器人方向，强调感知、决策、执行一体化；行业痛点（人工巡检、病害滞后、水肥浪费）与企业级平台重软件集成、大模型停在问答层的问题仍待解决。</w:t>
       </w:r>
     </w:p>
     <w:p>
@@ -187,7 +187,7 @@
           <w:sz w:val="24"/>
           <w:szCs w:val="24"/>
         </w:rPr>
-        <w:t xml:space="preserve">对标青海三江集团等企业级智慧农业方案，本项目用低成本硬件原型复现其中最核心、最难落地的“大模型决策到设备执行”闭环：STM32 采集土壤、光照、温湿度，ESP32-CAM 拍照做病害识别，云端智能体综合判断后下发设备指令，本地规则永远优先兜底。</w:t>
+        <w:t xml:space="preserve">面向 2026 智慧农业创新大赛的智能体、IoT 方向，本项目用低成本硬件原型实现“感知—决策—执行”闭环：STM32 采集土壤、光照、温湿度，ESP32-CAM 拍照做病害识别，云端智能体综合判断后下发设备指令，本地规则永远优先兜底。</w:t>
       </w:r>
     </w:p>
     <w:p>
@@ -315,7 +315,7 @@
                 <w:sz w:val="21"/>
                 <w:szCs w:val="21"/>
               </w:rPr>
-              <w:t xml:space="preserve">和市面方案（如三江集团企业平台）有什么区别？</w:t>
+              <w:t xml:space="preserve">和市面企业级智慧农业平台有什么区别？</w:t>
             </w:r>
           </w:p>
         </w:tc>
@@ -605,7 +605,7 @@
                 <w:sz w:val="21"/>
                 <w:szCs w:val="21"/>
               </w:rPr>
-              <w:t xml:space="preserve">和三江集团这类方案比，创新点在哪？</w:t>
+              <w:t xml:space="preserve">相对企业级平台，创新点在哪？</w:t>
             </w:r>
           </w:p>
         </w:tc>
@@ -718,23 +718,6 @@
     </w:p>
     <w:p>
       <w:pPr>
-        <w:pStyle w:val="Heading1"/>
-        <w:keepNext/>
-        <w:spacing w:after="90" w:before="180" w:line="360"/>
-      </w:pPr>
-      <w:r>
-        <w:rPr>
-          <w:rFonts w:ascii="Times New Roman" w:cs="Times New Roman" w:eastAsia="SimHei" w:hAnsi="Times New Roman"/>
-          <w:b w:val="false"/>
-          <w:bCs w:val="false"/>
-          <w:sz w:val="32"/>
-          <w:szCs w:val="32"/>
-        </w:rPr>
-        <w:t xml:space="preserve">五、汇报后立即启动</w:t>
-      </w:r>
-    </w:p>
-    <w:p>
-      <w:pPr>
         <w:pStyle w:val="ListParagraph"/>
         <w:numPr>
           <w:ilvl w:val="0"/>
@@ -750,7 +733,24 @@
           <w:sz w:val="24"/>
           <w:szCs w:val="24"/>
         </w:rPr>
-        <w:t xml:space="preserve">M1：整理 SmartAgriculture 代码，跑通 传感器采集 → OLED → 继电器 → 串口帧协议 → LabVIEW。</w:t>
+        <w:t xml:space="preserve">参赛定位：是否按智慧农业创新大赛方向包装作品（闭环能力原型，还是按单一赛道做成具体作品）。</w:t>
+      </w:r>
+    </w:p>
+    <w:p>
+      <w:pPr>
+        <w:pStyle w:val="Heading1"/>
+        <w:keepNext/>
+        <w:spacing w:after="90" w:before="180" w:line="360"/>
+      </w:pPr>
+      <w:r>
+        <w:rPr>
+          <w:rFonts w:ascii="Times New Roman" w:cs="Times New Roman" w:eastAsia="SimHei" w:hAnsi="Times New Roman"/>
+          <w:b w:val="false"/>
+          <w:bCs w:val="false"/>
+          <w:sz w:val="32"/>
+          <w:szCs w:val="32"/>
+        </w:rPr>
+        <w:t xml:space="preserve">五、汇报后立即启动</w:t>
       </w:r>
     </w:p>
     <w:p>
@@ -770,7 +770,7 @@
           <w:sz w:val="24"/>
           <w:szCs w:val="24"/>
         </w:rPr>
-        <w:t xml:space="preserve">搭建 Python + YOLOv8 + Dify 环境，注册 EMQX、OneNET。</w:t>
+        <w:t xml:space="preserve">M1：整理 SmartAgriculture 代码，跑通 传感器采集 → OLED → 继电器 → 串口帧协议 → LabVIEW。</w:t>
       </w:r>
     </w:p>
     <w:p>
@@ -790,7 +790,47 @@
           <w:sz w:val="24"/>
           <w:szCs w:val="24"/>
         </w:rPr>
+        <w:t xml:space="preserve">搭建 Python + YOLOv8 + Dify 环境，注册 EMQX、OneNET。</w:t>
+      </w:r>
+    </w:p>
+    <w:p>
+      <w:pPr>
+        <w:pStyle w:val="ListParagraph"/>
+        <w:numPr>
+          <w:ilvl w:val="0"/>
+          <w:numId w:val="3"/>
+        </w:numPr>
+        <w:spacing w:after="0" w:line="360"/>
+        <w:jc w:val="both"/>
+      </w:pPr>
+      <w:r>
+        <w:rPr>
+          <w:rFonts w:ascii="Times New Roman" w:cs="Times New Roman" w:eastAsia="SimSun" w:hAnsi="Times New Roman"/>
+          <w:color w:val="000000"/>
+          <w:sz w:val="24"/>
+          <w:szCs w:val="24"/>
+        </w:rPr>
         <w:t xml:space="preserve">学完 I2C，修复 BH1750 开漏问题；SPI 接入 W25Q64。</w:t>
+      </w:r>
+    </w:p>
+    <w:p>
+      <w:pPr>
+        <w:pStyle w:val="ListParagraph"/>
+        <w:numPr>
+          <w:ilvl w:val="0"/>
+          <w:numId w:val="3"/>
+        </w:numPr>
+        <w:spacing w:after="0" w:line="360"/>
+        <w:jc w:val="both"/>
+      </w:pPr>
+      <w:r>
+        <w:rPr>
+          <w:rFonts w:ascii="Times New Roman" w:cs="Times New Roman" w:eastAsia="SimSun" w:hAnsi="Times New Roman"/>
+          <w:color w:val="000000"/>
+          <w:sz w:val="24"/>
+          <w:szCs w:val="24"/>
+        </w:rPr>
+        <w:t xml:space="preserve">梳理大赛报名与材料要求（报名表、说明书、演示视频），确定主攻赛道与作品叙事。</w:t>
       </w:r>
     </w:p>
     <w:sectPr>

--- a/Proposal/Meeting_Points.docx
+++ b/Proposal/Meeting_Points.docx
@@ -29,7 +29,7 @@
           <w:sz w:val="22"/>
           <w:szCs w:val="22"/>
         </w:rPr>
-        <w:t xml:space="preserve">2026-08-10 现场汇报  |  配套方案 v1.7</w:t>
+        <w:t xml:space="preserve">2026-08-10 现场汇报  |  配套方案 v1.7.1</w:t>
       </w:r>
     </w:p>
     <w:p>
@@ -733,7 +733,7 @@
           <w:sz w:val="24"/>
           <w:szCs w:val="24"/>
         </w:rPr>
-        <w:t xml:space="preserve">参赛定位：是否按智慧农业创新大赛方向包装作品（闭环能力原型，还是按单一赛道做成具体作品）。</w:t>
+        <w:t xml:space="preserve">参赛定位：建议主攻「设施小番茄采摘机器人」赛道（场景与链路契合度最高），备选「智能农机作业控制」；按单一赛道包装时，把喷药、浇水执行器替换为采摘装置即可。</w:t>
       </w:r>
     </w:p>
     <w:p>

--- a/Proposal/Meeting_Points.docx
+++ b/Proposal/Meeting_Points.docx
@@ -29,7 +29,7 @@
           <w:sz w:val="22"/>
           <w:szCs w:val="22"/>
         </w:rPr>
-        <w:t xml:space="preserve">2026-08-10 现场汇报  |  配套方案 v1.7.1</w:t>
+        <w:t xml:space="preserve">2026-08-10 现场汇报  |  配套方案 v1.7.2</w:t>
       </w:r>
     </w:p>
     <w:p>
@@ -134,7 +134,7 @@
           <w:sz w:val="24"/>
           <w:szCs w:val="24"/>
         </w:rPr>
-        <w:t xml:space="preserve">做到哪：已有 SmartAgriculture 雏形（STM32 传感器、继电器、OLED、串口协议），已学 GPIO、ADC、I2C、SPI、DMA、串口；方案 v1.6 已按行业案例细化。</w:t>
+        <w:t xml:space="preserve">做到哪：已有 SmartAgriculture 雏形（STM32 传感器、继电器、OLED、串口协议），已学 GPIO、ADC、I2C、SPI、DMA、串口；方案 v1.7.1 已按大赛方向细化。</w:t>
       </w:r>
     </w:p>
     <w:p>
@@ -489,7 +489,7 @@
                 <w:sz w:val="21"/>
                 <w:szCs w:val="21"/>
               </w:rPr>
-              <w:t xml:space="preserve">时间和考研并行，怎么保证进度？</w:t>
+              <w:t xml:space="preserve">时间不够，怎么保证进度？</w:t>
             </w:r>
           </w:p>
         </w:tc>

--- a/Proposal/Meeting_Points.docx
+++ b/Proposal/Meeting_Points.docx
@@ -29,7 +29,7 @@
           <w:sz w:val="22"/>
           <w:szCs w:val="22"/>
         </w:rPr>
-        <w:t xml:space="preserve">2026-08-10 现场汇报  |  配套方案 v1.7.2</w:t>
+        <w:t xml:space="preserve">2026-08-10 现场汇报  |  配套方案 v2.0</w:t>
       </w:r>
     </w:p>
     <w:p>
@@ -74,7 +74,7 @@
           <w:sz w:val="24"/>
           <w:szCs w:val="24"/>
         </w:rPr>
-        <w:t xml:space="preserve">一句话定位：以 STM32 为感知执行端、云端大模型智能体为决策大脑，实现“感知 → 决策 → 执行”全闭环的智慧农业系统。</w:t>
+        <w:t xml:space="preserve">一句话定位：以 ESP32 单芯片为感知执行端、Node.js/Vue 为平台、云端大模型智能体为决策大脑，实现“感知 → 决策 → 执行”全闭环的智慧农业系统。</w:t>
       </w:r>
     </w:p>
     <w:p>
@@ -114,7 +114,7 @@
           <w:sz w:val="24"/>
           <w:szCs w:val="24"/>
         </w:rPr>
-        <w:t xml:space="preserve">怎么做：六层架构（感知执行 → 通信 → 边缘 → 云平台 → 智能决策 → 展示），智能体输出 JSON 设备指令，本地规则优先兜底。</w:t>
+        <w:t xml:space="preserve">怎么做：六层架构（ESP32 感知执行 → Wi-Fi/MQTT 通信 → Node.js 云平台 → 智能决策 → Vue 展示），智能体输出 JSON 设备指令，本地规则优先兜底。</w:t>
       </w:r>
     </w:p>
     <w:p>
@@ -134,7 +134,7 @@
           <w:sz w:val="24"/>
           <w:szCs w:val="24"/>
         </w:rPr>
-        <w:t xml:space="preserve">做到哪：已有 SmartAgriculture 雏形（STM32 传感器、继电器、OLED、串口协议），已学 GPIO、ADC、I2C、SPI、DMA、串口；方案 v1.7.1 已按大赛方向细化。</w:t>
+        <w:t xml:space="preserve">做到哪：已学 GPIO、ADC、I2C、SPI、串口、PWM，可直接迁移到 ESP32；方案 v2.0 完成技术栈重构（STM32/ESP8266/LabVIEW/Node-RED → ESP32 + Node.js + Vue）。</w:t>
       </w:r>
     </w:p>
     <w:p>
@@ -154,7 +154,7 @@
           <w:sz w:val="24"/>
           <w:szCs w:val="24"/>
         </w:rPr>
-        <w:t xml:space="preserve">下一步：启动 M1 感知-控制闭环（第 3—6 周），同步搭建 Python、YOLO、Dify 环境。</w:t>
+        <w:t xml:space="preserve">下一步：启动 M1 ESP32 感知-控制闭环（第 3—6 周），同步搭建 Node.js、Vue、YOLO 环境。</w:t>
       </w:r>
     </w:p>
     <w:p>
@@ -187,7 +187,7 @@
           <w:sz w:val="24"/>
           <w:szCs w:val="24"/>
         </w:rPr>
-        <w:t xml:space="preserve">面向 2026 智慧农业创新大赛的智能体、IoT 方向，本项目用低成本硬件原型实现“感知—决策—执行”闭环：STM32 采集土壤、光照、温湿度，ESP32-CAM 拍照做病害识别，云端智能体综合判断后下发设备指令，本地规则永远优先兜底。</w:t>
+        <w:t xml:space="preserve">面向 2026 智慧农业创新大赛的智能体、IoT 方向，本项目用低成本硬件原型实现“感知—决策—执行”闭环：ESP32 单芯片采集土壤、光照、温湿度并定时拍照，通过 Wi-Fi/MQTT 上云；Node.js 后端汇聚存储与智能体编排，Vue 大屏实时展示与控制；云端智能体综合判断后下发设备指令，本地规则永远优先兜底。</w:t>
       </w:r>
     </w:p>
     <w:p>
@@ -373,7 +373,7 @@
                 <w:sz w:val="21"/>
                 <w:szCs w:val="21"/>
               </w:rPr>
-              <w:t xml:space="preserve">为什么用大模型决策，阈值规则不够吗？</w:t>
+              <w:t xml:space="preserve">为什么从 STM32 换成 ESP32？</w:t>
             </w:r>
           </w:p>
         </w:tc>
@@ -401,7 +401,7 @@
                 <w:sz w:val="21"/>
                 <w:szCs w:val="21"/>
               </w:rPr>
-              <w:t xml:space="preserve">阈值只能处理单因子场景；智能体综合多传感器、视觉和历史数据，输出可解释指令，还能承担农技问答；本地规则仍优先兜底</w:t>
+              <w:t xml:space="preserve">ESP32 单芯片集成 Wi-Fi、摄像头与 I/O 控制，去掉串口网关与 ESP8266 中转，链路更短、成本更低、可复制性更强；原有 I2C/SPI/串口/PWM 知识可直接迁移</w:t>
             </w:r>
           </w:p>
         </w:tc>
@@ -431,7 +431,7 @@
                 <w:sz w:val="21"/>
                 <w:szCs w:val="21"/>
               </w:rPr>
-              <w:t xml:space="preserve">视觉识别效果怎么保证？</w:t>
+              <w:t xml:space="preserve">为什么选 Node.js + Vue？</w:t>
             </w:r>
           </w:p>
         </w:tc>
@@ -459,7 +459,7 @@
                 <w:sz w:val="21"/>
                 <w:szCs w:val="21"/>
               </w:rPr>
-              <w:t xml:space="preserve">PlantDoc、PlantVillage 公开数据集预训练加自采微调，范围先缩到 3—5 类常见病害；初期云端推理，边缘只拍照</w:t>
+              <w:t xml:space="preserve">与数据上云、API、WebSocket 实时链路天然契合；前后端统一 JavaScript 技术栈，学习与维护成本低；Express/mqtt.js/Vue/ECharts 生态成熟，全部开源免费</w:t>
             </w:r>
           </w:p>
         </w:tc>
@@ -489,7 +489,7 @@
                 <w:sz w:val="21"/>
                 <w:szCs w:val="21"/>
               </w:rPr>
-              <w:t xml:space="preserve">时间不够，怎么保证进度？</w:t>
+              <w:t xml:space="preserve">为什么用大模型决策，阈值规则不够吗？</w:t>
             </w:r>
           </w:p>
         </w:tc>
@@ -517,7 +517,7 @@
                 <w:sz w:val="21"/>
                 <w:szCs w:val="21"/>
               </w:rPr>
-              <w:t xml:space="preserve">主线 M1—M2 必保（本地闭环加上云）；M3、M4 有明确降级方案（合并施肥、给药，生长分析降级为拍照加周报）</w:t>
+              <w:t xml:space="preserve">阈值只能处理单因子场景；智能体综合多传感器、视觉和历史数据，输出可解释指令，还能承担农技问答；本地规则仍优先兜底</w:t>
             </w:r>
           </w:p>
         </w:tc>
@@ -547,7 +547,7 @@
                 <w:sz w:val="21"/>
                 <w:szCs w:val="21"/>
               </w:rPr>
-              <w:t xml:space="preserve">预算和器件？</w:t>
+              <w:t xml:space="preserve">视觉识别效果怎么保证？</w:t>
             </w:r>
           </w:p>
         </w:tc>
@@ -575,7 +575,7 @@
                 <w:sz w:val="21"/>
                 <w:szCs w:val="21"/>
               </w:rPr>
-              <w:t xml:space="preserve">硬件 15 项清单，多数已有，总成本低；软件全部开源免费</w:t>
+              <w:t xml:space="preserve">PlantDoc、PlantVillage 公开数据集预训练加自采微调，范围先缩到 3—5 类常见病害；初期云端推理，ESP32 只拍照上传</w:t>
             </w:r>
           </w:p>
         </w:tc>
@@ -605,6 +605,122 @@
                 <w:sz w:val="21"/>
                 <w:szCs w:val="21"/>
               </w:rPr>
+              <w:t xml:space="preserve">时间不够，怎么保证进度？</w:t>
+            </w:r>
+          </w:p>
+        </w:tc>
+        <w:tc>
+          <w:tcPr>
+            <w:tcW w:type="dxa" w:w="5672"/>
+            <w:tcMar>
+              <w:top w:type="dxa" w:w="20"/>
+              <w:left w:type="dxa" w:w="80"/>
+              <w:bottom w:type="dxa" w:w="20"/>
+              <w:right w:type="dxa" w:w="80"/>
+            </w:tcMar>
+            <w:vAlign w:val="center"/>
+          </w:tcPr>
+          <w:p>
+            <w:pPr>
+              <w:spacing w:after="0" w:line="240"/>
+              <w:jc w:val="left"/>
+            </w:pPr>
+            <w:r>
+              <w:rPr>
+                <w:rFonts w:ascii="Times New Roman" w:cs="Times New Roman" w:eastAsia="SimSun" w:hAnsi="Times New Roman"/>
+                <w:b w:val="false"/>
+                <w:bCs w:val="false"/>
+                <w:sz w:val="21"/>
+                <w:szCs w:val="21"/>
+              </w:rPr>
+              <w:t xml:space="preserve">主线 M1—M2 必保（本地闭环加上云）；M3、M4 有明确降级方案（合并施肥、给药，生长分析降级为拍照加周报）</w:t>
+            </w:r>
+          </w:p>
+        </w:tc>
+      </w:tr>
+      <w:tr>
+        <w:tc>
+          <w:tcPr>
+            <w:tcW w:type="dxa" w:w="3400"/>
+            <w:tcMar>
+              <w:top w:type="dxa" w:w="20"/>
+              <w:left w:type="dxa" w:w="80"/>
+              <w:bottom w:type="dxa" w:w="20"/>
+              <w:right w:type="dxa" w:w="80"/>
+            </w:tcMar>
+            <w:vAlign w:val="center"/>
+          </w:tcPr>
+          <w:p>
+            <w:pPr>
+              <w:spacing w:after="0" w:line="240"/>
+              <w:jc w:val="center"/>
+            </w:pPr>
+            <w:r>
+              <w:rPr>
+                <w:rFonts w:ascii="Times New Roman" w:cs="Times New Roman" w:eastAsia="SimSun" w:hAnsi="Times New Roman"/>
+                <w:b w:val="false"/>
+                <w:bCs w:val="false"/>
+                <w:sz w:val="21"/>
+                <w:szCs w:val="21"/>
+              </w:rPr>
+              <w:t xml:space="preserve">预算和器件？</w:t>
+            </w:r>
+          </w:p>
+        </w:tc>
+        <w:tc>
+          <w:tcPr>
+            <w:tcW w:type="dxa" w:w="5672"/>
+            <w:tcMar>
+              <w:top w:type="dxa" w:w="20"/>
+              <w:left w:type="dxa" w:w="80"/>
+              <w:bottom w:type="dxa" w:w="20"/>
+              <w:right w:type="dxa" w:w="80"/>
+            </w:tcMar>
+            <w:vAlign w:val="center"/>
+          </w:tcPr>
+          <w:p>
+            <w:pPr>
+              <w:spacing w:after="0" w:line="240"/>
+              <w:jc w:val="left"/>
+            </w:pPr>
+            <w:r>
+              <w:rPr>
+                <w:rFonts w:ascii="Times New Roman" w:cs="Times New Roman" w:eastAsia="SimSun" w:hAnsi="Times New Roman"/>
+                <w:b w:val="false"/>
+                <w:bCs w:val="false"/>
+                <w:sz w:val="21"/>
+                <w:szCs w:val="21"/>
+              </w:rPr>
+              <w:t xml:space="preserve">硬件清单精简为单 ESP32-CAM 主控加传感器与执行器，多数已有，总成本更低；软件全部开源免费</w:t>
+            </w:r>
+          </w:p>
+        </w:tc>
+      </w:tr>
+      <w:tr>
+        <w:tc>
+          <w:tcPr>
+            <w:tcW w:type="dxa" w:w="3400"/>
+            <w:tcMar>
+              <w:top w:type="dxa" w:w="20"/>
+              <w:left w:type="dxa" w:w="80"/>
+              <w:bottom w:type="dxa" w:w="20"/>
+              <w:right w:type="dxa" w:w="80"/>
+            </w:tcMar>
+            <w:vAlign w:val="center"/>
+          </w:tcPr>
+          <w:p>
+            <w:pPr>
+              <w:spacing w:after="0" w:line="240"/>
+              <w:jc w:val="center"/>
+            </w:pPr>
+            <w:r>
+              <w:rPr>
+                <w:rFonts w:ascii="Times New Roman" w:cs="Times New Roman" w:eastAsia="SimSun" w:hAnsi="Times New Roman"/>
+                <w:b w:val="false"/>
+                <w:bCs w:val="false"/>
+                <w:sz w:val="21"/>
+                <w:szCs w:val="21"/>
+              </w:rPr>
               <w:t xml:space="preserve">相对企业级平台，创新点在哪？</w:t>
             </w:r>
           </w:p>
@@ -633,7 +749,7 @@
                 <w:sz w:val="21"/>
                 <w:szCs w:val="21"/>
               </w:rPr>
-              <w:t xml:space="preserve">全链路自研、边缘-云协同、断网兜底、低成本可复制；企业方案偏平台集成，本项目偏硬件闭环实现</w:t>
+              <w:t xml:space="preserve">全链路自研、单芯片低成本闭环、边缘-云协同、断网兜底；企业方案偏平台集成，本项目偏硬件闭环实现</w:t>
             </w:r>
           </w:p>
         </w:tc>
@@ -770,7 +886,7 @@
           <w:sz w:val="24"/>
           <w:szCs w:val="24"/>
         </w:rPr>
-        <w:t xml:space="preserve">M1：整理 SmartAgriculture 代码，跑通 传感器采集 → OLED → 继电器 → 串口帧协议 → LabVIEW。</w:t>
+        <w:t xml:space="preserve">M1：ESP32 传感器采集 → OLED → 继电器 → MQTT → Node.js → Vue 控制页。</w:t>
       </w:r>
     </w:p>
     <w:p>
@@ -790,7 +906,7 @@
           <w:sz w:val="24"/>
           <w:szCs w:val="24"/>
         </w:rPr>
-        <w:t xml:space="preserve">搭建 Python + YOLOv8 + Dify 环境，注册 EMQX、OneNET。</w:t>
+        <w:t xml:space="preserve">搭建 Node.js（Express + mqtt.js）+ Vue 3（Vite + ECharts）脚手架，本地 EMQX。</w:t>
       </w:r>
     </w:p>
     <w:p>
@@ -810,27 +926,7 @@
           <w:sz w:val="24"/>
           <w:szCs w:val="24"/>
         </w:rPr>
-        <w:t xml:space="preserve">学完 I2C，修复 BH1750 开漏问题；SPI 接入 W25Q64。</w:t>
-      </w:r>
-    </w:p>
-    <w:p>
-      <w:pPr>
-        <w:pStyle w:val="ListParagraph"/>
-        <w:numPr>
-          <w:ilvl w:val="0"/>
-          <w:numId w:val="3"/>
-        </w:numPr>
-        <w:spacing w:after="0" w:line="360"/>
-        <w:jc w:val="both"/>
-      </w:pPr>
-      <w:r>
-        <w:rPr>
-          <w:rFonts w:ascii="Times New Roman" w:cs="Times New Roman" w:eastAsia="SimSun" w:hAnsi="Times New Roman"/>
-          <w:color w:val="000000"/>
-          <w:sz w:val="24"/>
-          <w:szCs w:val="24"/>
-        </w:rPr>
-        <w:t xml:space="preserve">梳理大赛报名与材料要求（报名表、说明书、演示视频），确定主攻赛道与作品叙事。</w:t>
+        <w:t xml:space="preserve">搭建 Python + YOLOv8 环境；梳理大赛报名与材料要求，确定主攻赛道与作品叙事。</w:t>
       </w:r>
     </w:p>
     <w:sectPr>
